--- a/docs/OE3/Solucion_OE3_Anexo_E_Arte_y_sonido.docx
+++ b/docs/OE3/Solucion_OE3_Anexo_E_Arte_y_sonido.docx
@@ -1360,10 +1360,7 @@
         <w:t>main</w:t>
       </w:r>
       <w:r>
-        <w:t xml:space="preserve"> todavía no tiene: troncos del N2 que ruedan como cilindros, humo animado sobre cada fuego de las narrativas, caja vac</w:t>
-      </w:r>
-      <w:r>
-        <w:t xml:space="preserve">ía y cuerda del taller (INC-54), hoguera animada del puente II y de la escena final, y el sonido del Nivel 3, que suma </w:t>
+        <w:t xml:space="preserve"> todavía no tiene: troncos del N2 que ruedan como cilindros, humo animado sobre cada fuego de las narrativas, caja vacía y cuerda del taller (INC-54), hoguera animada del puente II y de la escena final, y el sonido del Nivel 3, que suma </w:t>
       </w:r>
       <w:r>
         <w:rPr>
@@ -1382,7 +1379,7 @@
         <w:t>Anexo</w:t>
       </w:r>
       <w:r>
-        <w:t xml:space="preserve"> del final, con la numeración de estas secciones (§A.1 ↔ §1 … §A.10 ↔ §10). Las secciones 1–10 conservan el corte del 23/09 con las notas fechadas del 25/09 que ya tenían; lo que dejó de ser cierto lleva una nota </w:t>
+        <w:t xml:space="preserve"> del final, con la numeración de estas secciones (A.1 ↔ 1 … A.10 ↔ 10). Las secciones 1–10 conservan el corte del 23/09 con las notas fechadas del 25/09 que ya tenían; lo que dejó de ser cierto lleva una nota </w:t>
       </w:r>
       <w:r>
         <w:rPr>
@@ -1400,10 +1397,7 @@
         <w:t>88fe0ee</w:t>
       </w:r>
       <w:r>
-        <w:t>, PR #86) no son de este carril: están en</w:t>
-      </w:r>
-      <w:r>
-        <w:t xml:space="preserve"> </w:t>
+        <w:t xml:space="preserve">, PR #86) no son de este carril: están en </w:t>
       </w:r>
       <w:r>
         <w:rPr>
@@ -1942,7 +1936,7 @@
                 <w:iCs/>
                 <w:sz w:val="18"/>
               </w:rPr>
-              <w:t xml:space="preserve"> — Anexo §A.1.)</w:t>
+              <w:t xml:space="preserve"> — Anexo A.1.)</w:t>
             </w:r>
           </w:p>
         </w:tc>
@@ -2085,7 +2079,6 @@
                 <w:bCs/>
                 <w:sz w:val="18"/>
               </w:rPr>
-              <w:lastRenderedPageBreak/>
               <w:t>Verificación registrada</w:t>
             </w:r>
           </w:p>
@@ -2309,6 +2302,7 @@
                 <w:b/>
                 <w:sz w:val="18"/>
               </w:rPr>
+              <w:lastRenderedPageBreak/>
               <w:t>Commit</w:t>
             </w:r>
           </w:p>
@@ -2442,13 +2436,7 @@
               <w:rPr>
                 <w:sz w:val="18"/>
               </w:rPr>
-              <w:t xml:space="preserve"> </w:t>
-            </w:r>
-            <w:r>
-              <w:rPr>
-                <w:sz w:val="18"/>
-              </w:rPr>
-              <w:t xml:space="preserve">(cuatro buses, ambiente en dos capas, fundidos cruzados, cortes secos, clic sostenido) en </w:t>
+              <w:t xml:space="preserve"> (cuatro buses, ambiente en dos capas, fundidos cruzados, cortes secos, clic sostenido) en </w:t>
             </w:r>
             <w:r>
               <w:rPr>
@@ -2513,7 +2501,7 @@
               <w:rPr>
                 <w:sz w:val="18"/>
               </w:rPr>
-              <w:t xml:space="preserve"> a la nomenclatura §4.1. Golpe que suena solo con contacto y chispa solo en el golpe efectivo, ahora la muesca cinco (</w:t>
+              <w:t xml:space="preserve"> a la nomenclatura 4.1. Golpe que suena solo con contacto y chispa solo en el golpe efectivo, ahora la muesca cinco (</w:t>
             </w:r>
             <w:r>
               <w:rPr>
@@ -3197,12 +3185,11 @@
           <w:i/>
           <w:iCs/>
         </w:rPr>
-        <w:t>(Actualizado el 25/09/2026: los cinco commits posteriores al cierre, del 24/09 y el 25/09, están en el Anexo, §A.1.)</w:t>
+        <w:t>(Actualizado el 25/09/2026: los cinco commits posteriores al cierre, del 24/09 y el 25/09, están en el Anexo, A.1.)</w:t>
       </w:r>
     </w:p>
     <w:p>
       <w:r>
-        <w:lastRenderedPageBreak/>
         <w:pict w14:anchorId="276533A1">
           <v:rect id="_x0000_i1026" style="width:0;height:1.5pt" o:hralign="center" o:hrstd="t" o:hr="t"/>
         </w:pict>
@@ -3571,7 +3558,7 @@
               <w:rPr>
                 <w:sz w:val="18"/>
               </w:rPr>
-              <w:t xml:space="preserve"> (silencios del guion §5, corte seco). Expone en </w:t>
+              <w:t xml:space="preserve"> (silencios del guion 5, corte seco). Expone en </w:t>
             </w:r>
             <w:r>
               <w:rPr>
@@ -3852,7 +3839,7 @@
                 <w:iCs/>
                 <w:sz w:val="18"/>
               </w:rPr>
-              <w:t>—. Mapa completo en §A.2.5.)</w:t>
+              <w:t>—. Mapa completo en A.2.5.)</w:t>
             </w:r>
           </w:p>
         </w:tc>
@@ -3927,6 +3914,7 @@
                 <w:b/>
                 <w:sz w:val="18"/>
               </w:rPr>
+              <w:lastRenderedPageBreak/>
               <w:t>Archivo</w:t>
             </w:r>
           </w:p>
@@ -4059,13 +4047,7 @@
               <w:rPr>
                 <w:sz w:val="18"/>
               </w:rPr>
-              <w:t xml:space="preserve"> </w:t>
-            </w:r>
-            <w:r>
-              <w:rPr>
-                <w:sz w:val="18"/>
-              </w:rPr>
-              <w:t xml:space="preserve">funde a negro en </w:t>
+              <w:t xml:space="preserve"> funde a negro en </w:t>
             </w:r>
             <w:r>
               <w:rPr>
@@ -4253,7 +4235,6 @@
                 <w:rStyle w:val="CdigoenlneaOE3"/>
                 <w:sz w:val="18"/>
               </w:rPr>
-              <w:lastRenderedPageBreak/>
               <w:t>Core/AssemblyInfo.cs</w:t>
             </w:r>
           </w:p>
@@ -4717,13 +4698,7 @@
               <w:rPr>
                 <w:sz w:val="18"/>
               </w:rPr>
-              <w:t xml:space="preserve"> </w:t>
-            </w:r>
-            <w:r>
-              <w:rPr>
-                <w:sz w:val="18"/>
-              </w:rPr>
-              <w:t xml:space="preserve">(calla música y voz, queda el ambiente — S2) · </w:t>
+              <w:t xml:space="preserve"> (calla música y voz, queda el ambiente — S2) · </w:t>
             </w:r>
             <w:r>
               <w:rPr>
@@ -5593,7 +5568,6 @@
                 <w:b/>
                 <w:sz w:val="18"/>
               </w:rPr>
-              <w:lastRenderedPageBreak/>
               <w:t>Archivo</w:t>
             </w:r>
           </w:p>
@@ -6037,6 +6011,7 @@
                 <w:rStyle w:val="CdigoenlneaOE3"/>
                 <w:sz w:val="18"/>
               </w:rPr>
+              <w:lastRenderedPageBreak/>
               <w:t>Fire/DraggablePiece.cs</w:t>
             </w:r>
           </w:p>
@@ -6400,13 +6375,7 @@
               <w:rPr>
                 <w:sz w:val="18"/>
               </w:rPr>
-              <w:t xml:space="preserve"> </w:t>
-            </w:r>
-            <w:r>
-              <w:rPr>
-                <w:sz w:val="18"/>
-              </w:rPr>
-              <w:t xml:space="preserve">5 → 30 (solo la muesca cinco); nuevos </w:t>
+              <w:t xml:space="preserve"> 5 → 30 (solo la muesca cinco); nuevos </w:t>
             </w:r>
             <w:r>
               <w:rPr>
@@ -6870,7 +6839,6 @@
                 <w:rStyle w:val="CdigoenlneaOE3"/>
                 <w:sz w:val="18"/>
               </w:rPr>
-              <w:lastRenderedPageBreak/>
               <w:t>AllLogsCollected</w:t>
             </w:r>
             <w:r>
@@ -6979,7 +6947,6 @@
                 <w:rStyle w:val="CdigoenlneaOE3"/>
                 <w:sz w:val="18"/>
               </w:rPr>
-              <w:lastRenderedPageBreak/>
               <w:t>Wheel/ClickRelay.cs</w:t>
             </w:r>
           </w:p>
@@ -7773,6 +7740,7 @@
     </w:tbl>
     <w:p>
       <w:r>
+        <w:lastRenderedPageBreak/>
         <w:pict w14:anchorId="707A6ED1">
           <v:rect id="_x0000_i1027" style="width:0;height:1.5pt" o:hralign="center" o:hrstd="t" o:hr="t"/>
         </w:pict>
@@ -7847,7 +7815,6 @@
                 <w:b/>
                 <w:sz w:val="18"/>
               </w:rPr>
-              <w:lastRenderedPageBreak/>
               <w:t>Archivo</w:t>
             </w:r>
           </w:p>
@@ -7969,7 +7936,7 @@
               <w:rPr>
                 <w:sz w:val="18"/>
               </w:rPr>
-              <w:t xml:space="preserve"> con la tabla §4.3 por prefijo: </w:t>
+              <w:t xml:space="preserve"> con la tabla 4.3 por prefijo: </w:t>
             </w:r>
             <w:r>
               <w:rPr>
@@ -7995,13 +7962,7 @@
               <w:rPr>
                 <w:sz w:val="18"/>
               </w:rPr>
-              <w:t xml:space="preserve"> </w:t>
-            </w:r>
-            <w:r>
-              <w:rPr>
-                <w:sz w:val="18"/>
-              </w:rPr>
-              <w:t xml:space="preserve">streaming mono, el resto efecto — hasta 2 s PCM precargado, más largo Vorbis en memoria. Lee la duración de la cabecera del </w:t>
+              <w:t xml:space="preserve"> streaming mono, el resto efecto — hasta 2 s PCM precargado, más largo Vorbis en memoria. Lee la duración de la cabecera del </w:t>
             </w:r>
             <w:r>
               <w:rPr>
@@ -8475,13 +8436,7 @@
               <w:rPr>
                 <w:sz w:val="18"/>
               </w:rPr>
-              <w:t xml:space="preserve"> </w:t>
-            </w:r>
-            <w:r>
-              <w:rPr>
-                <w:sz w:val="18"/>
-              </w:rPr>
-              <w:t>con las piezas del N2.</w:t>
+              <w:t xml:space="preserve"> con las piezas del N2.</w:t>
             </w:r>
           </w:p>
         </w:tc>
@@ -9098,14 +9053,7 @@
               <w:rPr>
                 <w:sz w:val="18"/>
               </w:rPr>
-              <w:t xml:space="preserve"> al amanecer (tinte azulado 0,68/0,78/1) </w:t>
-            </w:r>
-            <w:r>
-              <w:rPr>
-                <w:sz w:val="18"/>
-              </w:rPr>
-              <w:lastRenderedPageBreak/>
-              <w:t xml:space="preserve">con fogata pequeña; ambiente bosque + capa hoguera; encadena a </w:t>
+              <w:t xml:space="preserve"> al amanecer (tinte azulado 0,68/0,78/1) con fogata pequeña; ambiente bosque + capa hoguera; encadena a </w:t>
             </w:r>
             <w:r>
               <w:rPr>
@@ -9142,7 +9090,6 @@
                 <w:rStyle w:val="CdigoenlneaOE3"/>
                 <w:sz w:val="18"/>
               </w:rPr>
-              <w:lastRenderedPageBreak/>
               <w:t>Narrative/N2_PuenteI_Bosque.asset</w:t>
             </w:r>
           </w:p>
@@ -9555,13 +9502,7 @@
               <w:rPr>
                 <w:sz w:val="18"/>
               </w:rPr>
-              <w:t xml:space="preserve"> </w:t>
-            </w:r>
-            <w:r>
-              <w:rPr>
-                <w:sz w:val="18"/>
-              </w:rPr>
-              <w:t>con montón quemado y fuego animado, noche rojiza (1/0,62/0,42), ambiente cueva + hoguera.</w:t>
+              <w:t xml:space="preserve"> con montón quemado y fuego animado, noche rojiza (1/0,62/0,42), ambiente cueva + hoguera.</w:t>
             </w:r>
           </w:p>
         </w:tc>
@@ -9585,6 +9526,7 @@
                 <w:rStyle w:val="CdigoenlneaOE3"/>
                 <w:sz w:val="18"/>
               </w:rPr>
+              <w:lastRenderedPageBreak/>
               <w:t>Narrative/N3_PuenteII.asset</w:t>
             </w:r>
           </w:p>
@@ -9773,13 +9715,7 @@
               <w:rPr>
                 <w:sz w:val="18"/>
               </w:rPr>
-              <w:t xml:space="preserve"> </w:t>
-            </w:r>
-            <w:r>
-              <w:rPr>
-                <w:sz w:val="18"/>
-              </w:rPr>
-              <w:t>(el mismo poblado al atardecer), dibujada después de las otras dos fogatas y antes de los personajes.</w:t>
+              <w:t xml:space="preserve"> (el mismo poblado al atardecer), dibujada después de las otras dos fogatas y antes de los personajes.</w:t>
             </w:r>
           </w:p>
         </w:tc>
@@ -9805,7 +9741,6 @@
     </w:p>
     <w:p>
       <w:r>
-        <w:lastRenderedPageBreak/>
         <w:pict w14:anchorId="533AF0E8">
           <v:rect id="_x0000_i1029" style="width:0;height:1.5pt" o:hralign="center" o:hrstd="t" o:hr="t"/>
         </w:pict>
@@ -10113,13 +10048,7 @@
               <w:rPr>
                 <w:sz w:val="18"/>
               </w:rPr>
-              <w:t xml:space="preserve"> </w:t>
-            </w:r>
-            <w:r>
-              <w:rPr>
-                <w:sz w:val="18"/>
-              </w:rPr>
-              <w:t xml:space="preserve">en las hojas; </w:t>
+              <w:t xml:space="preserve"> en las hojas; </w:t>
             </w:r>
             <w:r>
               <w:rPr>
@@ -10422,7 +10351,7 @@
                 <w:iCs/>
                 <w:sz w:val="18"/>
               </w:rPr>
-              <w:t>: ver §A.5.)</w:t>
+              <w:t>: ver A.5.)</w:t>
             </w:r>
           </w:p>
         </w:tc>
@@ -10937,6 +10866,7 @@
                 <w:rStyle w:val="CdigoenlneaOE3"/>
                 <w:sz w:val="18"/>
               </w:rPr>
+              <w:lastRenderedPageBreak/>
               <w:t>Props/Fire/prop_n1_monton_hojas.png</w:t>
             </w:r>
             <w:r>
@@ -11031,7 +10961,6 @@
                 <w:rStyle w:val="CdigoenlneaOE3"/>
                 <w:sz w:val="18"/>
               </w:rPr>
-              <w:lastRenderedPageBreak/>
               <w:t>Props/Fire/prop_n1_hoja.png</w:t>
             </w:r>
             <w:r>
@@ -11394,7 +11323,7 @@
                 <w:iCs/>
                 <w:sz w:val="18"/>
               </w:rPr>
-              <w:t>, por una versión sin la hoguera central pintada, que pasa a objetos; ver §4 y §A.6.)</w:t>
+              <w:t>, por una versión sin la hoguera central pintada, que pasa a objetos; ver 4 y A.6.)</w:t>
             </w:r>
           </w:p>
         </w:tc>
@@ -11666,7 +11595,7 @@
         <w:t>.meta</w:t>
       </w:r>
       <w:r>
-        <w:t xml:space="preserve"> (GUID fijo) y los renombra a §4.1 desde el motor.</w:t>
+        <w:t xml:space="preserve"> (GUID fijo) y los renombra a 4.1 desde el motor.</w:t>
       </w:r>
     </w:p>
     <w:tbl>
@@ -12182,7 +12111,6 @@
                 <w:rStyle w:val="CdigoenlneaOE3"/>
                 <w:sz w:val="18"/>
               </w:rPr>
-              <w:lastRenderedPageBreak/>
               <w:t>Level 1/Piedras_golpeando.wav</w:t>
             </w:r>
           </w:p>
@@ -12860,6 +12788,7 @@
                 <w:rStyle w:val="CdigoenlneaOE3"/>
                 <w:sz w:val="18"/>
               </w:rPr>
+              <w:lastRenderedPageBreak/>
               <w:t>Level 3/Rio.wav</w:t>
             </w:r>
           </w:p>
@@ -13370,7 +13299,6 @@
                 <w:rStyle w:val="CdigoenlneaOE3"/>
                 <w:sz w:val="18"/>
               </w:rPr>
-              <w:lastRenderedPageBreak/>
               <w:t>EditMode/Core/SceneFadeTests.cs</w:t>
             </w:r>
           </w:p>
@@ -14237,6 +14165,7 @@
                 <w:rStyle w:val="CdigoenlneaOE3"/>
                 <w:sz w:val="18"/>
               </w:rPr>
+              <w:lastRenderedPageBreak/>
               <w:t>…_RF14_LasPiezasAparecenAlAzarFueraDeLaInterfazYDelCirculo</w:t>
             </w:r>
             <w:r>
@@ -15010,14 +14939,7 @@
               <w:rPr>
                 <w:sz w:val="18"/>
               </w:rPr>
-              <w:t xml:space="preserve">La ley del audio: pilares, buses, nomenclatura, silencios §5, inventario de 104 piezas, §19 historial </w:t>
-            </w:r>
-            <w:r>
-              <w:rPr>
-                <w:sz w:val="18"/>
-              </w:rPr>
-              <w:lastRenderedPageBreak/>
-              <w:t>de lo aplicado (rev. 2 N1, rev. 3 N2).</w:t>
+              <w:t>La ley del audio: pilares, buses, nomenclatura, silencios 5, inventario de 104 piezas, 19 historial de lo aplicado (rev. 2 N1, rev. 3 N2).</w:t>
             </w:r>
           </w:p>
         </w:tc>
@@ -15041,7 +14963,6 @@
                 <w:rStyle w:val="CdigoenlneaOE3"/>
                 <w:sz w:val="18"/>
               </w:rPr>
-              <w:lastRenderedPageBreak/>
               <w:t>CLAUDE.md</w:t>
             </w:r>
           </w:p>
@@ -15134,6 +15055,7 @@
                 <w:rStyle w:val="CdigoenlneaOE3"/>
                 <w:sz w:val="18"/>
               </w:rPr>
+              <w:lastRenderedPageBreak/>
               <w:t>.claude/settings.json</w:t>
             </w:r>
           </w:p>
@@ -15553,7 +15475,6 @@
           <w:i/>
           <w:iCs/>
         </w:rPr>
-        <w:lastRenderedPageBreak/>
         <w:t xml:space="preserve">(25/09/2026: la corrida completa de ese día está en </w:t>
       </w:r>
       <w:r>
@@ -15678,7 +15599,7 @@
         <w:t>Direccion_de_Musica_y_Sonido.md</w:t>
       </w:r>
       <w:r>
-        <w:t xml:space="preserve"> §19.</w:t>
+        <w:t xml:space="preserve"> 19.</w:t>
       </w:r>
     </w:p>
     <w:p>
@@ -15720,7 +15641,7 @@
         </w:numPr>
       </w:pPr>
       <w:r>
-        <w:t>Revisar los dos cambios de configuración que hizo el Editor (§9).</w:t>
+        <w:t>Revisar los dos cambios de configuración que hizo el Editor (9).</w:t>
       </w:r>
     </w:p>
     <w:p>
@@ -16001,6 +15922,7 @@
                 <w:bCs/>
                 <w:sz w:val="18"/>
               </w:rPr>
+              <w:lastRenderedPageBreak/>
               <w:t>Fechas</w:t>
             </w:r>
           </w:p>
@@ -16448,7 +16370,7 @@
               <w:rPr>
                 <w:sz w:val="18"/>
               </w:rPr>
-              <w:t xml:space="preserve"> sin nombrarlas (§A.8), y </w:t>
+              <w:t xml:space="preserve"> sin nombrarlas (A.8), y </w:t>
             </w:r>
             <w:r>
               <w:rPr>
@@ -16720,13 +16642,7 @@
               <w:rPr>
                 <w:sz w:val="18"/>
               </w:rPr>
-              <w:t xml:space="preserve"> </w:t>
-            </w:r>
-            <w:r>
-              <w:rPr>
-                <w:sz w:val="18"/>
-              </w:rPr>
-              <w:t>dibuja el tronco del N2 como cilindro en 3/4 a partir de una sola textura (</w:t>
+              <w:t xml:space="preserve"> dibuja el tronco del N2 como cilindro en 3/4 a partir de una sola textura (</w:t>
             </w:r>
             <w:r>
               <w:rPr>
@@ -16752,14 +16668,7 @@
               <w:rPr>
                 <w:sz w:val="18"/>
               </w:rPr>
-              <w:t xml:space="preserve"> </w:t>
-            </w:r>
-            <w:r>
-              <w:rPr>
-                <w:sz w:val="18"/>
-              </w:rPr>
-              <w:lastRenderedPageBreak/>
-              <w:t>(</w:t>
+              <w:t xml:space="preserve"> (</w:t>
             </w:r>
             <w:r>
               <w:rPr>
@@ -16822,7 +16731,6 @@
                 <w:rStyle w:val="CdigoenlneaOE3"/>
                 <w:sz w:val="18"/>
               </w:rPr>
-              <w:lastRenderedPageBreak/>
               <w:t>f801186</w:t>
             </w:r>
           </w:p>
@@ -17319,7 +17227,7 @@
               <w:rPr>
                 <w:sz w:val="18"/>
               </w:rPr>
-              <w:t xml:space="preserve"> Lo registrado en §4 (fila de </w:t>
+              <w:t xml:space="preserve"> Lo registrado en 4 (fila de </w:t>
             </w:r>
             <w:r>
               <w:rPr>
@@ -17345,13 +17253,7 @@
               <w:rPr>
                 <w:sz w:val="18"/>
               </w:rPr>
-              <w:t xml:space="preserve"> </w:t>
-            </w:r>
-            <w:r>
-              <w:rPr>
-                <w:sz w:val="18"/>
-              </w:rPr>
-              <w:t>sin la hoguera pintada.</w:t>
+              <w:t xml:space="preserve"> sin la hoguera pintada.</w:t>
             </w:r>
           </w:p>
         </w:tc>
@@ -17499,13 +17401,7 @@
               <w:rPr>
                 <w:sz w:val="18"/>
               </w:rPr>
-              <w:t xml:space="preserve"> </w:t>
-            </w:r>
-            <w:r>
-              <w:rPr>
-                <w:sz w:val="18"/>
-              </w:rPr>
-              <w:t xml:space="preserve">para la balsa que cruza en la 3.3; el panel espera al último martillazo y guarda las fases 1–2 al aprobarse; </w:t>
+              <w:t xml:space="preserve"> para la balsa que cruza en la 3.3; el panel espera al último martillazo y guarda las fases 1–2 al aprobarse; </w:t>
             </w:r>
             <w:r>
               <w:rPr>
@@ -17883,6 +17779,7 @@
                 <w:rStyle w:val="CdigoenlneaOE3"/>
                 <w:sz w:val="18"/>
               </w:rPr>
+              <w:lastRenderedPageBreak/>
               <w:t>PhaseHitSeconds</w:t>
             </w:r>
             <w:r>
@@ -17915,14 +17812,7 @@
               <w:rPr>
                 <w:sz w:val="18"/>
               </w:rPr>
-              <w:t xml:space="preserve">. Ninguna pieza de fallo (CP-02, comentado). El cruce </w:t>
-            </w:r>
-            <w:r>
-              <w:rPr>
-                <w:sz w:val="18"/>
-              </w:rPr>
-              <w:lastRenderedPageBreak/>
-              <w:t>no está aquí: es contenido de la 3.3 (</w:t>
+              <w:t>. Ninguna pieza de fallo (CP-02, comentado). El cruce no está aquí: es contenido de la 3.3 (</w:t>
             </w:r>
             <w:r>
               <w:rPr>
@@ -18212,7 +18102,7 @@
               <w:rPr>
                 <w:sz w:val="18"/>
               </w:rPr>
-              <w:t xml:space="preserve"> acepta la pieza en un espacio, también la equivocada, porque colocar no valida (guion §1.8.4); soltarla fuera no suena. </w:t>
+              <w:t xml:space="preserve"> acepta la pieza en un espacio, también la equivocada, porque colocar no valida (guion 1.8.4); soltarla fuera no suena. </w:t>
             </w:r>
             <w:r>
               <w:rPr>
@@ -18278,13 +18168,7 @@
               <w:rPr>
                 <w:sz w:val="18"/>
               </w:rPr>
-              <w:t xml:space="preserve"> </w:t>
-            </w:r>
-            <w:r>
-              <w:rPr>
-                <w:sz w:val="18"/>
-              </w:rPr>
-              <w:t xml:space="preserve">sustituye al </w:t>
+              <w:t xml:space="preserve"> sustituye al </w:t>
             </w:r>
             <w:r>
               <w:rPr>
@@ -18512,7 +18396,6 @@
                 <w:rStyle w:val="CdigoenlneaOE3"/>
                 <w:sz w:val="18"/>
               </w:rPr>
-              <w:lastRenderedPageBreak/>
               <w:t>River/Game.Levels.River.asmdef</w:t>
             </w:r>
           </w:p>
@@ -18782,13 +18665,7 @@
               <w:rPr>
                 <w:sz w:val="18"/>
               </w:rPr>
-              <w:t xml:space="preserve"> </w:t>
-            </w:r>
-            <w:r>
-              <w:rPr>
-                <w:sz w:val="18"/>
-              </w:rPr>
-              <w:t>de uGUI que dibuja el tronco como cilindro en 3/4: una malla calculada como la proyección ortográfica del cilindro, en 48 tiras (</w:t>
+              <w:t xml:space="preserve"> de uGUI que dibuja el tronco como cilindro en 3/4: una malla calculada como la proyección ortográfica del cilindro, en 48 tiras (</w:t>
             </w:r>
             <w:r>
               <w:rPr>
@@ -19058,7 +18935,14 @@
               <w:rPr>
                 <w:sz w:val="18"/>
               </w:rPr>
-              <w:t xml:space="preserve"> 0,16. Lo comparten el bosque y las narrativas para que el paso de uno a otras no se note (INC-50).</w:t>
+              <w:t xml:space="preserve"> 0,16. Lo comparten el bosque </w:t>
+            </w:r>
+            <w:r>
+              <w:rPr>
+                <w:sz w:val="18"/>
+              </w:rPr>
+              <w:lastRenderedPageBreak/>
+              <w:t>y las narrativas para que el paso de uno a otras no se note (INC-50).</w:t>
             </w:r>
           </w:p>
         </w:tc>
@@ -19082,6 +18966,7 @@
                 <w:rStyle w:val="CdigoenlneaOE3"/>
                 <w:sz w:val="18"/>
               </w:rPr>
+              <w:lastRenderedPageBreak/>
               <w:t>Scaffolding/NarrativeProp.cs</w:t>
             </w:r>
           </w:p>
@@ -19548,14 +19433,7 @@
               <w:rPr>
                 <w:sz w:val="18"/>
               </w:rPr>
-              <w:t xml:space="preserve">); antes </w:t>
-            </w:r>
-            <w:r>
-              <w:rPr>
-                <w:sz w:val="18"/>
-              </w:rPr>
-              <w:lastRenderedPageBreak/>
-              <w:t xml:space="preserve">sumaba los dos. </w:t>
+              <w:t xml:space="preserve">); antes sumaba los dos. </w:t>
             </w:r>
             <w:r>
               <w:rPr>
@@ -19594,13 +19472,7 @@
               <w:rPr>
                 <w:sz w:val="18"/>
               </w:rPr>
-              <w:t xml:space="preserve"> de la secuencia, o se va por fundido si la secuencia no tiene. Sin clip no toca la c</w:t>
-            </w:r>
-            <w:r>
-              <w:rPr>
-                <w:sz w:val="18"/>
-              </w:rPr>
-              <w:t>apa.</w:t>
+              <w:t xml:space="preserve"> de la secuencia, o se va por fundido si la secuencia no tiene. Sin clip no toca la capa.</w:t>
             </w:r>
           </w:p>
         </w:tc>
@@ -19611,7 +19483,6 @@
         <w:pStyle w:val="Ttulo4"/>
       </w:pPr>
       <w:r>
-        <w:lastRenderedPageBreak/>
         <w:t xml:space="preserve">A.2.4 </w:t>
       </w:r>
       <w:r>
@@ -20405,7 +20276,6 @@
                 <w:b/>
                 <w:sz w:val="18"/>
               </w:rPr>
-              <w:lastRenderedPageBreak/>
               <w:t>Módulo</w:t>
             </w:r>
           </w:p>
@@ -20747,6 +20617,7 @@
                 <w:rStyle w:val="CdigoenlneaOE3"/>
                 <w:sz w:val="18"/>
               </w:rPr>
+              <w:lastRenderedPageBreak/>
               <w:t>Game.Scaffolding</w:t>
             </w:r>
           </w:p>
@@ -20923,13 +20794,7 @@
               <w:rPr>
                 <w:sz w:val="18"/>
               </w:rPr>
-              <w:t xml:space="preserve"> </w:t>
-            </w:r>
-            <w:r>
-              <w:rPr>
-                <w:sz w:val="18"/>
-              </w:rPr>
-              <w:t>(10/09)</w:t>
+              <w:t xml:space="preserve"> (10/09)</w:t>
             </w:r>
           </w:p>
         </w:tc>
@@ -21198,7 +21063,7 @@
         <w:t>Slice-3-Resultados.md</w:t>
       </w:r>
       <w:r>
-        <w:t>, §A.7):</w:t>
+        <w:t>, A.7):</w:t>
       </w:r>
     </w:p>
     <w:tbl>
@@ -21496,14 +21361,7 @@
                 <w:rStyle w:val="CdigoenlneaOE3"/>
                 <w:sz w:val="18"/>
               </w:rPr>
-              <w:t>prop_n2_tron</w:t>
-            </w:r>
-            <w:r>
-              <w:rPr>
-                <w:rStyle w:val="CdigoenlneaOE3"/>
-                <w:sz w:val="18"/>
-              </w:rPr>
-              <w:t>co_textura</w:t>
+              <w:t>prop_n2_tronco_textura</w:t>
             </w:r>
             <w:r>
               <w:rPr>
@@ -21612,7 +21470,6 @@
                 <w:b/>
                 <w:sz w:val="18"/>
               </w:rPr>
-              <w:lastRenderedPageBreak/>
               <w:t>Archivo</w:t>
             </w:r>
           </w:p>
@@ -22049,13 +21906,7 @@
               <w:rPr>
                 <w:sz w:val="18"/>
               </w:rPr>
-              <w:t xml:space="preserve"> </w:t>
-            </w:r>
-            <w:r>
-              <w:rPr>
-                <w:sz w:val="18"/>
-              </w:rPr>
-              <w:t xml:space="preserve">de la 2.1 (5 troncos), la 2.2 (6), la 2.5 (3) y </w:t>
+              <w:t xml:space="preserve"> de la 2.1 (5 troncos), la 2.2 (6), la 2.5 (3) y </w:t>
             </w:r>
             <w:r>
               <w:rPr>
@@ -22239,6 +22090,7 @@
                 <w:rStyle w:val="CdigoenlneaOE3"/>
                 <w:sz w:val="18"/>
               </w:rPr>
+              <w:lastRenderedPageBreak/>
               <w:t>_b</w:t>
             </w:r>
             <w:r>
@@ -22308,6 +22160,7 @@
                 <w:rStyle w:val="CdigoenlneaOE3"/>
                 <w:sz w:val="18"/>
               </w:rPr>
+              <w:lastRenderedPageBreak/>
               <w:t>Wheel/N2_AssemblyContent.asset</w:t>
             </w:r>
           </w:p>
@@ -22604,7 +22457,6 @@
                 <w:rStyle w:val="CdigoenlneaOE3"/>
                 <w:sz w:val="18"/>
               </w:rPr>
-              <w:lastRenderedPageBreak/>
               <w:t>Narrative/N1_NacimientoDelFuego.asset</w:t>
             </w:r>
           </w:p>
@@ -22968,7 +22820,7 @@
               <w:rPr>
                 <w:sz w:val="18"/>
               </w:rPr>
-              <w:t xml:space="preserve">: lo de §4. Dos humos y dos llamas animadas; mismo ambiente que </w:t>
+              <w:t xml:space="preserve">: lo de 4. Dos humos y dos llamas animadas; mismo ambiente que </w:t>
             </w:r>
             <w:r>
               <w:rPr>
@@ -23080,7 +22932,7 @@
               <w:rPr>
                 <w:sz w:val="18"/>
               </w:rPr>
-              <w:t xml:space="preserve">: la hoguera central de §4, con su humo. Tres humos y tres llamas. No tiene ambiente ni ningún sonido: </w:t>
+              <w:t xml:space="preserve">: la hoguera central de 4, con su humo. Tres humos y tres llamas. No tiene ambiente ni ningún sonido: </w:t>
             </w:r>
             <w:r>
               <w:rPr>
@@ -23611,14 +23463,7 @@
               <w:rPr>
                 <w:sz w:val="18"/>
               </w:rPr>
-              <w:t xml:space="preserve">. En la 3.3 la </w:t>
-            </w:r>
-            <w:r>
-              <w:rPr>
-                <w:sz w:val="18"/>
-              </w:rPr>
-              <w:lastRenderedPageBreak/>
-              <w:t>balsa (</w:t>
+              <w:t>. En la 3.3 la balsa (</w:t>
             </w:r>
             <w:r>
               <w:rPr>
@@ -23668,7 +23513,6 @@
         <w:pStyle w:val="Ttulo3"/>
       </w:pPr>
       <w:r>
-        <w:lastRenderedPageBreak/>
         <w:t>A.5 Escenas (</w:t>
       </w:r>
       <w:r>
@@ -23721,6 +23565,7 @@
                 <w:b/>
                 <w:sz w:val="18"/>
               </w:rPr>
+              <w:lastRenderedPageBreak/>
               <w:t>Escena</w:t>
             </w:r>
           </w:p>
@@ -24688,7 +24533,6 @@
                 <w:rStyle w:val="CdigoenlneaOE3"/>
                 <w:sz w:val="18"/>
               </w:rPr>
-              <w:lastRenderedPageBreak/>
               <w:t>Props/Wheel/prop_n2_pieza_2.png</w:t>
             </w:r>
           </w:p>
@@ -24852,7 +24696,7 @@
               <w:rPr>
                 <w:sz w:val="18"/>
               </w:rPr>
-              <w:t xml:space="preserve"> §15.4.</w:t>
+              <w:t xml:space="preserve"> 15.4.</w:t>
             </w:r>
           </w:p>
         </w:tc>
@@ -25062,7 +24906,7 @@
               <w:rPr>
                 <w:sz w:val="18"/>
               </w:rPr>
-              <w:t>Nueva versión sin la hoguera central pintada (854 508 → 777 295 bytes), que pasa a objetos (§4).</w:t>
+              <w:t>Nueva versión sin la hoguera central pintada (854 508 → 777 295 bytes), que pasa a objetos (4).</w:t>
             </w:r>
           </w:p>
         </w:tc>
@@ -25099,7 +24943,7 @@
         <w:t>.wav</w:t>
       </w:r>
       <w:r>
-        <w:t xml:space="preserve"> nuevo. Los dos renombrados del N3 ya constan en §7 (notas del 25/09). El Nivel 3 suena con dos piezas propias y cuatro prestadas —tres globales y una del Nivel 2—; todas las referencia </w:t>
+        <w:t xml:space="preserve"> nuevo. Los dos renombrados del N3 ya constan en 7 (notas del 25/09). El Nivel 3 suena con dos piezas propias y cuatro prestadas —tres globales y una del Nivel 2—; todas las referencia </w:t>
       </w:r>
       <w:r>
         <w:rPr>
@@ -25342,6 +25186,7 @@
                 <w:rStyle w:val="CdigoenlneaOE3"/>
                 <w:sz w:val="18"/>
               </w:rPr>
+              <w:lastRenderedPageBreak/>
               <w:t>Global/sfx_encaje_pieza.wav</w:t>
             </w:r>
           </w:p>
@@ -25464,7 +25309,7 @@
         <w:pStyle w:val="TextoOE3"/>
       </w:pPr>
       <w:r>
-        <w:t>Lo que se aparta de la dirección de sonido (§8, §13) está en su §19, rev. 4.</w:t>
+        <w:t>Lo que se aparta de la dirección de sonido (8, 13) está en su 19, rev. 4.</w:t>
       </w:r>
     </w:p>
     <w:p>
@@ -25749,14 +25594,7 @@
               <w:rPr>
                 <w:sz w:val="18"/>
               </w:rPr>
-              <w:t xml:space="preserve">Modificado </w:t>
-            </w:r>
-            <w:r>
-              <w:rPr>
-                <w:sz w:val="18"/>
-              </w:rPr>
-              <w:lastRenderedPageBreak/>
-              <w:t>(</w:t>
+              <w:t>Modificado (</w:t>
             </w:r>
             <w:r>
               <w:rPr>
@@ -25791,21 +25629,13 @@
                 <w:rStyle w:val="CdigoenlneaOE3"/>
                 <w:sz w:val="18"/>
               </w:rPr>
-              <w:lastRenderedPageBreak/>
               <w:t>NarrativeSequence_RF05_CadaLlamaEchaHumoPorDetrasYPorEncima</w:t>
             </w:r>
             <w:r>
               <w:rPr>
                 <w:sz w:val="18"/>
               </w:rPr>
-              <w:t xml:space="preserve">: toda llama animada </w:t>
-            </w:r>
-            <w:r>
-              <w:rPr>
-                <w:sz w:val="18"/>
-              </w:rPr>
-              <w:lastRenderedPageBreak/>
-              <w:t>(</w:t>
+              <w:t>: toda llama animada (</w:t>
             </w:r>
             <w:r>
               <w:rPr>
@@ -25855,7 +25685,6 @@
                 <w:rStyle w:val="CdigoenlneaOE3"/>
                 <w:sz w:val="18"/>
               </w:rPr>
-              <w:lastRenderedPageBreak/>
               <w:t>EditMode/Levels/Wheel/AssemblySequenceTests.cs</w:t>
             </w:r>
           </w:p>
@@ -26571,64 +26400,71 @@
                 <w:rStyle w:val="CdigoenlneaOE3"/>
                 <w:sz w:val="18"/>
               </w:rPr>
+              <w:t>PlayMode/UI/NarrativeSceneTests.cs</w:t>
+            </w:r>
+          </w:p>
+        </w:tc>
+        <w:tc>
+          <w:tcPr>
+            <w:tcW w:w="509" w:type="pct"/>
+            <w:shd w:val="clear" w:color="auto" w:fill="auto"/>
+          </w:tcPr>
+          <w:p>
+            <w:pPr>
+              <w:pStyle w:val="CompactoOE3"/>
+              <w:spacing w:after="0"/>
+              <w:rPr>
+                <w:sz w:val="18"/>
+              </w:rPr>
+            </w:pPr>
+            <w:r>
+              <w:rPr>
+                <w:sz w:val="18"/>
+              </w:rPr>
+              <w:t>Modificado</w:t>
+            </w:r>
+          </w:p>
+        </w:tc>
+        <w:tc>
+          <w:tcPr>
+            <w:tcW w:w="2722" w:type="pct"/>
+            <w:shd w:val="clear" w:color="auto" w:fill="auto"/>
+          </w:tcPr>
+          <w:p>
+            <w:pPr>
+              <w:pStyle w:val="CompactoOE3"/>
+              <w:spacing w:after="0"/>
+              <w:rPr>
+                <w:sz w:val="18"/>
+              </w:rPr>
+            </w:pPr>
+            <w:r>
+              <w:rPr>
+                <w:rStyle w:val="CdigoenlneaOE3"/>
+                <w:sz w:val="18"/>
+              </w:rPr>
+              <w:t>f801186</w:t>
+            </w:r>
+            <w:r>
+              <w:rPr>
+                <w:sz w:val="18"/>
+              </w:rPr>
+              <w:t xml:space="preserve">: </w:t>
+            </w:r>
+            <w:r>
+              <w:rPr>
+                <w:rStyle w:val="CdigoenlneaOE3"/>
+                <w:sz w:val="18"/>
+              </w:rPr>
+              <w:t>NarrativeScene_RF20_ElCierreDelFuegoPintaElMontonConL</w:t>
+            </w:r>
+            <w:r>
+              <w:rPr>
+                <w:rStyle w:val="CdigoenlneaOE3"/>
+                <w:sz w:val="18"/>
+              </w:rPr>
               <w:lastRenderedPageBreak/>
-              <w:t>PlayMode/UI/NarrativeSceneTests.cs</w:t>
-            </w:r>
-          </w:p>
-        </w:tc>
-        <w:tc>
-          <w:tcPr>
-            <w:tcW w:w="509" w:type="pct"/>
-            <w:shd w:val="clear" w:color="auto" w:fill="auto"/>
-          </w:tcPr>
-          <w:p>
-            <w:pPr>
-              <w:pStyle w:val="CompactoOE3"/>
-              <w:spacing w:after="0"/>
-              <w:rPr>
-                <w:sz w:val="18"/>
-              </w:rPr>
-            </w:pPr>
-            <w:r>
-              <w:rPr>
-                <w:sz w:val="18"/>
-              </w:rPr>
-              <w:t>Modificado</w:t>
-            </w:r>
-          </w:p>
-        </w:tc>
-        <w:tc>
-          <w:tcPr>
-            <w:tcW w:w="2722" w:type="pct"/>
-            <w:shd w:val="clear" w:color="auto" w:fill="auto"/>
-          </w:tcPr>
-          <w:p>
-            <w:pPr>
-              <w:pStyle w:val="CompactoOE3"/>
-              <w:spacing w:after="0"/>
-              <w:rPr>
-                <w:sz w:val="18"/>
-              </w:rPr>
-            </w:pPr>
-            <w:r>
-              <w:rPr>
-                <w:rStyle w:val="CdigoenlneaOE3"/>
-                <w:sz w:val="18"/>
-              </w:rPr>
-              <w:t>f801186</w:t>
-            </w:r>
-            <w:r>
-              <w:rPr>
-                <w:sz w:val="18"/>
-              </w:rPr>
-              <w:t xml:space="preserve">: </w:t>
-            </w:r>
-            <w:r>
-              <w:rPr>
-                <w:rStyle w:val="CdigoenlneaOE3"/>
-                <w:sz w:val="18"/>
-              </w:rPr>
-              <w:t>NarrativeScene_RF20_ElCierreDelFuegoPintaElMontonConLaLlamaAnimada</w:t>
+              <w:t>aLlamaAnimada</w:t>
             </w:r>
             <w:r>
               <w:rPr>
@@ -26717,6 +26553,7 @@
                 <w:rStyle w:val="CdigoenlneaOE3"/>
                 <w:sz w:val="18"/>
               </w:rPr>
+              <w:lastRenderedPageBreak/>
               <w:t>PlayMode/Levels/Wheel/WorkshopSceneTests.cs</w:t>
             </w:r>
             <w:r>
@@ -27057,7 +26894,7 @@
               <w:rPr>
                 <w:sz w:val="18"/>
               </w:rPr>
-              <w:t>§19, rev. 4: lo aplicado en el Nivel 3</w:t>
+              <w:t>19, rev. 4: lo aplicado en el Nivel 3</w:t>
             </w:r>
           </w:p>
         </w:tc>
@@ -27363,7 +27200,7 @@
               <w:rPr>
                 <w:sz w:val="18"/>
               </w:rPr>
-              <w:t>Las notas fechadas del 25/09 en §2.1, §4, §7 y §10</w:t>
+              <w:t>Las notas fechadas del 25/09 en 2.1, 4, 7 y 10</w:t>
             </w:r>
           </w:p>
         </w:tc>
@@ -27560,7 +27397,6 @@
                 <w:rStyle w:val="CdigoenlneaOE3"/>
                 <w:sz w:val="18"/>
               </w:rPr>
-              <w:lastRenderedPageBreak/>
               <w:t>Game.Scaffolding</w:t>
             </w:r>
             <w:r>
@@ -27591,7 +27427,6 @@
         <w:pStyle w:val="Ttulo3"/>
       </w:pPr>
       <w:r>
-        <w:lastRenderedPageBreak/>
         <w:t>A.10 Lo que queda abierto</w:t>
       </w:r>
     </w:p>
@@ -27739,7 +27574,7 @@
         <w:t>prop_n2_caja_suelo_vacía.png</w:t>
       </w:r>
       <w:r>
-        <w:t xml:space="preserve"> lleva tilde (§15.4 pide nombres sin tildes); renombrarlo es trabajo del motor (</w:t>
+        <w:t xml:space="preserve"> lleva tilde (15.4 pide nombres sin tildes); renombrarlo es trabajo del motor (</w:t>
       </w:r>
       <w:r>
         <w:rPr>
@@ -27760,6 +27595,7 @@
         </w:numPr>
       </w:pPr>
       <w:r>
+        <w:lastRenderedPageBreak/>
         <w:t>Igual que el fuego, los cuadros del humo conservan el nombre de entrega (</w:t>
       </w:r>
       <w:r>
@@ -27781,7 +27617,7 @@
         </w:numPr>
       </w:pPr>
       <w:r>
-        <w:t xml:space="preserve">Las piezas propias del Nivel 3 (§13 de la dirección de sonido) no se han entregado: las globales hacen de ellas, y </w:t>
+        <w:t xml:space="preserve">Las piezas propias del Nivel 3 (13 de la dirección de sonido) no se han entregado: las globales hacen de ellas, y </w:t>
       </w:r>
       <w:r>
         <w:rPr>
@@ -27799,7 +27635,7 @@
         <w:t>n3</w:t>
       </w:r>
       <w:r>
-        <w:t xml:space="preserve"> de §4.1. Lo que sigue sin referenciar ya está en §10.</w:t>
+        <w:t xml:space="preserve"> de 4.1. Lo que sigue sin referenciar ya está en 10.</w:t>
       </w:r>
     </w:p>
     <w:p>
@@ -28388,7 +28224,6 @@
                 <w:rStyle w:val="CdigoenlneaOE3"/>
                 <w:sz w:val="18"/>
               </w:rPr>
-              <w:lastRenderedPageBreak/>
               <w:t>prop_n2_pieza_2</w:t>
             </w:r>
             <w:r>
@@ -28661,10 +28496,7 @@
         <w:t>e5</w:t>
       </w:r>
       <w:r>
-        <w:t xml:space="preserve"> </w:t>
-      </w:r>
-      <w:r>
-        <w:t>queda para las narrativas.</w:t>
+        <w:t xml:space="preserve"> queda para las narrativas.</w:t>
       </w:r>
     </w:p>
     <w:p>
@@ -28712,13 +28544,7 @@
         <w:rPr>
           <w:rStyle w:val="CdigoenlneaOE3"/>
         </w:rPr>
-        <w:t>ma</w:t>
-      </w:r>
-      <w:r>
-        <w:rPr>
-          <w:rStyle w:val="CdigoenlneaOE3"/>
-        </w:rPr>
-        <w:t>stil_silueta</w:t>
+        <w:t>mastil_silueta</w:t>
       </w:r>
       <w:r>
         <w:t xml:space="preserve"> bajaron de 2000 a 512 (~390 px en pantalla) y </w:t>
@@ -28760,6 +28586,7 @@
           <w:b/>
           <w:bCs/>
         </w:rPr>
+        <w:lastRenderedPageBreak/>
         <w:t>Soltar y agarrar sobre lo que se ve</w:t>
       </w:r>
       <w:r>
@@ -28781,10 +28608,7 @@
         <w:t>alphaHitTestMinimumThreshold</w:t>
       </w:r>
       <w:r>
-        <w:t xml:space="preserve"> 0,1), así que el raycast del agarre ya no entrega el clic al vecino, y al soltar gana el de encima entre los que tienen dibujo bajo el puntero; si no hay ninguno, el de centro más cercano, como an</w:t>
-      </w:r>
-      <w:r>
-        <w:t>tes, para que soltar junto a una liana siga contando. Error medido: 0 % en las tres fases. Por eso las ocho texturas de la balsa son legibles (Read/Write), unos 1,3 MB más.</w:t>
+        <w:t xml:space="preserve"> 0,1), así que el raycast del agarre ya no entrega el clic al vecino, y al soltar gana el de encima entre los que tienen dibujo bajo el puntero; si no hay ninguno, el de centro más cercano, como antes, para que soltar junto a una liana siga contando. Error medido: 0 % en las tres fases. Por eso las ocho texturas de la balsa son legibles (Read/Write), unos 1,3 MB más.</w:t>
       </w:r>
     </w:p>
     <w:p>
@@ -28862,10 +28686,7 @@
         <w:t>Boot</w:t>
       </w:r>
       <w:r>
-        <w:t xml:space="preserve"> y sin el nivel ya reservaba 2976 MB. Las </w:t>
-      </w:r>
-      <w:r>
-        <w:t xml:space="preserve">capturas de </w:t>
+        <w:t xml:space="preserve"> y sin el nivel ya reservaba 2976 MB. Las capturas de </w:t>
       </w:r>
       <w:r>
         <w:rPr>
@@ -28961,7 +28782,6 @@
         </w:numPr>
       </w:pPr>
       <w:r>
-        <w:lastRenderedPageBreak/>
         <w:t>A la escala del ensamblaje (×2,2) el tronco y la vela, de 256, se ven ampliados ~1,4×.</w:t>
       </w:r>
     </w:p>
